--- a/lessons/7-9/homework.docx
+++ b/lessons/7-9/homework.docx
@@ -24,7 +24,7 @@
           <w:i/>
           <w:iCs/>
         </w:rPr>
-        <w:t xml:space="preserve">Lesson 9-7  •  Standard 6.NOS.7</w:t>
+        <w:t xml:space="preserve">Lesson 7-9  •  Standard 6.NOS.7</w:t>
       </w:r>
     </w:p>
     <w:p>
@@ -161,10 +161,10 @@
           <w:b/>
           <w:bCs/>
         </w:rPr>
-        <w:t xml:space="preserve">Reflection (Reflexión)</w:t>
-      </w:r>
-      <w:r>
-        <w:t xml:space="preserve"> — A flipped image of a point on the other side of a line, the same distance away.</w:t>
+        <w:t xml:space="preserve">Reflect Points Across Axes (Reflejar puntos sobre los ejes)</w:t>
+      </w:r>
+      <w:r>
+        <w:t xml:space="preserve"> — Flip a point across an axis so it stays the same perpendicular distance from that axis.</w:t>
       </w:r>
     </w:p>
     <w:p>
@@ -224,73 +224,10 @@
           <w:b/>
           <w:bCs/>
         </w:rPr>
-        <w:t xml:space="preserve">x-axis (Eje x)</w:t>
-      </w:r>
-      <w:r>
-        <w:t xml:space="preserve"> — The line that goes across the grid. Flipping over it changes the y sign.</w:t>
-      </w:r>
-    </w:p>
-    <w:p>
-      <w:pPr>
-        <w:keepNext/>
-        <w:spacing w:after="20" w:before="80"/>
-        <w:jc w:val="center"/>
-      </w:pPr>
-      <w:r>
-        <w:drawing>
-          <wp:inline distT="0" distB="0" distL="0" distR="0">
-            <wp:extent cx="1047750" cy="790575"/>
-            <wp:effectExtent t="0" r="0" b="0" l="0"/>
-            <wp:docPr id="1" name="" descr="" title=""/>
-            <wp:cNvGraphicFramePr>
-              <a:graphicFrameLocks xmlns:a="http://schemas.openxmlformats.org/drawingml/2006/main" noChangeAspect="1"/>
-            </wp:cNvGraphicFramePr>
-            <a:graphic xmlns:a="http://schemas.openxmlformats.org/drawingml/2006/main">
-              <a:graphicData uri="http://schemas.openxmlformats.org/drawingml/2006/picture">
-                <pic:pic xmlns:pic="http://schemas.openxmlformats.org/drawingml/2006/picture">
-                  <pic:nvPicPr>
-                    <pic:cNvPr id="0" name="" descr=""/>
-                    <pic:cNvPicPr>
-                      <a:picLocks noChangeAspect="1" noChangeArrowheads="1"/>
-                    </pic:cNvPicPr>
-                  </pic:nvPicPr>
-                  <pic:blipFill>
-                    <a:blip r:embed="rId8" cstate="none"/>
-                    <a:srcRect/>
-                    <a:stretch>
-                      <a:fillRect/>
-                    </a:stretch>
-                  </pic:blipFill>
-                  <pic:spPr bwMode="auto">
-                    <a:xfrm>
-                      <a:off x="0" y="0"/>
-                      <a:ext cx="1047750" cy="790575"/>
-                    </a:xfrm>
-                    <a:prstGeom prst="rect">
-                      <a:avLst/>
-                    </a:prstGeom>
-                  </pic:spPr>
-                </pic:pic>
-              </a:graphicData>
-            </a:graphic>
-          </wp:inline>
-        </w:drawing>
-      </w:r>
-    </w:p>
-    <w:p>
-      <w:pPr>
-        <w:keepNext/>
-        <w:spacing w:after="120"/>
-      </w:pPr>
-      <w:r>
-        <w:rPr>
-          <w:b/>
-          <w:bCs/>
-        </w:rPr>
-        <w:t xml:space="preserve">y-axis (Eje y)</w:t>
-      </w:r>
-      <w:r>
-        <w:t xml:space="preserve"> — The line that goes up the grid. Flipping over it changes the x sign.</w:t>
+        <w:t xml:space="preserve">Reflection (Reflexión)</w:t>
+      </w:r>
+      <w:r>
+        <w:t xml:space="preserve"> — A flipped, mirror image across a line.</w:t>
       </w:r>
     </w:p>
     <w:p>
@@ -350,10 +287,73 @@
           <w:b/>
           <w:bCs/>
         </w:rPr>
-        <w:t xml:space="preserve">Symmetry (Simetría)</w:t>
-      </w:r>
-      <w:r>
-        <w:t xml:space="preserve"> — When a shape looks the same on both sides of a line.</w:t>
+        <w:t xml:space="preserve">x-axis (Eje x)</w:t>
+      </w:r>
+      <w:r>
+        <w:t xml:space="preserve"> — The line that goes across the grid. Flipping over it changes the y sign.</w:t>
+      </w:r>
+    </w:p>
+    <w:p>
+      <w:pPr>
+        <w:keepNext/>
+        <w:spacing w:after="20" w:before="80"/>
+        <w:jc w:val="center"/>
+      </w:pPr>
+      <w:r>
+        <w:drawing>
+          <wp:inline distT="0" distB="0" distL="0" distR="0">
+            <wp:extent cx="1047750" cy="790575"/>
+            <wp:effectExtent t="0" r="0" b="0" l="0"/>
+            <wp:docPr id="1" name="" descr="" title=""/>
+            <wp:cNvGraphicFramePr>
+              <a:graphicFrameLocks xmlns:a="http://schemas.openxmlformats.org/drawingml/2006/main" noChangeAspect="1"/>
+            </wp:cNvGraphicFramePr>
+            <a:graphic xmlns:a="http://schemas.openxmlformats.org/drawingml/2006/main">
+              <a:graphicData uri="http://schemas.openxmlformats.org/drawingml/2006/picture">
+                <pic:pic xmlns:pic="http://schemas.openxmlformats.org/drawingml/2006/picture">
+                  <pic:nvPicPr>
+                    <pic:cNvPr id="0" name="" descr=""/>
+                    <pic:cNvPicPr>
+                      <a:picLocks noChangeAspect="1" noChangeArrowheads="1"/>
+                    </pic:cNvPicPr>
+                  </pic:nvPicPr>
+                  <pic:blipFill>
+                    <a:blip r:embed="rId9" cstate="none"/>
+                    <a:srcRect/>
+                    <a:stretch>
+                      <a:fillRect/>
+                    </a:stretch>
+                  </pic:blipFill>
+                  <pic:spPr bwMode="auto">
+                    <a:xfrm>
+                      <a:off x="0" y="0"/>
+                      <a:ext cx="1047750" cy="790575"/>
+                    </a:xfrm>
+                    <a:prstGeom prst="rect">
+                      <a:avLst/>
+                    </a:prstGeom>
+                  </pic:spPr>
+                </pic:pic>
+              </a:graphicData>
+            </a:graphic>
+          </wp:inline>
+        </w:drawing>
+      </w:r>
+    </w:p>
+    <w:p>
+      <w:pPr>
+        <w:keepNext/>
+        <w:spacing w:after="120"/>
+      </w:pPr>
+      <w:r>
+        <w:rPr>
+          <w:b/>
+          <w:bCs/>
+        </w:rPr>
+        <w:t xml:space="preserve">y-axis (Eje y)</w:t>
+      </w:r>
+      <w:r>
+        <w:t xml:space="preserve"> — The line that goes up the grid. Flipping over it changes the x sign.</w:t>
       </w:r>
     </w:p>
     <w:p>
@@ -413,10 +413,136 @@
           <w:b/>
           <w:bCs/>
         </w:rPr>
+        <w:t xml:space="preserve">Symmetry (Simetría)</w:t>
+      </w:r>
+      <w:r>
+        <w:t xml:space="preserve"> — When a shape looks the same on both sides of a line.</w:t>
+      </w:r>
+    </w:p>
+    <w:p>
+      <w:pPr>
+        <w:keepNext/>
+        <w:spacing w:after="20" w:before="80"/>
+        <w:jc w:val="center"/>
+      </w:pPr>
+      <w:r>
+        <w:drawing>
+          <wp:inline distT="0" distB="0" distL="0" distR="0">
+            <wp:extent cx="1047750" cy="790575"/>
+            <wp:effectExtent t="0" r="0" b="0" l="0"/>
+            <wp:docPr id="1" name="" descr="" title=""/>
+            <wp:cNvGraphicFramePr>
+              <a:graphicFrameLocks xmlns:a="http://schemas.openxmlformats.org/drawingml/2006/main" noChangeAspect="1"/>
+            </wp:cNvGraphicFramePr>
+            <a:graphic xmlns:a="http://schemas.openxmlformats.org/drawingml/2006/main">
+              <a:graphicData uri="http://schemas.openxmlformats.org/drawingml/2006/picture">
+                <pic:pic xmlns:pic="http://schemas.openxmlformats.org/drawingml/2006/picture">
+                  <pic:nvPicPr>
+                    <pic:cNvPr id="0" name="" descr=""/>
+                    <pic:cNvPicPr>
+                      <a:picLocks noChangeAspect="1" noChangeArrowheads="1"/>
+                    </pic:cNvPicPr>
+                  </pic:nvPicPr>
+                  <pic:blipFill>
+                    <a:blip r:embed="rId11" cstate="none"/>
+                    <a:srcRect/>
+                    <a:stretch>
+                      <a:fillRect/>
+                    </a:stretch>
+                  </pic:blipFill>
+                  <pic:spPr bwMode="auto">
+                    <a:xfrm>
+                      <a:off x="0" y="0"/>
+                      <a:ext cx="1047750" cy="790575"/>
+                    </a:xfrm>
+                    <a:prstGeom prst="rect">
+                      <a:avLst/>
+                    </a:prstGeom>
+                  </pic:spPr>
+                </pic:pic>
+              </a:graphicData>
+            </a:graphic>
+          </wp:inline>
+        </w:drawing>
+      </w:r>
+    </w:p>
+    <w:p>
+      <w:pPr>
+        <w:keepNext/>
+        <w:spacing w:after="120"/>
+      </w:pPr>
+      <w:r>
+        <w:rPr>
+          <w:b/>
+          <w:bCs/>
+        </w:rPr>
         <w:t xml:space="preserve">Integer (Número entero)</w:t>
       </w:r>
       <w:r>
         <w:t xml:space="preserve"> — Whole numbers and their opposites, like -2, -1, 0, 1, 2.</w:t>
+      </w:r>
+    </w:p>
+    <w:p>
+      <w:pPr>
+        <w:keepNext/>
+        <w:spacing w:after="20" w:before="80"/>
+        <w:jc w:val="center"/>
+      </w:pPr>
+      <w:r>
+        <w:drawing>
+          <wp:inline distT="0" distB="0" distL="0" distR="0">
+            <wp:extent cx="1047750" cy="790575"/>
+            <wp:effectExtent t="0" r="0" b="0" l="0"/>
+            <wp:docPr id="1" name="" descr="" title=""/>
+            <wp:cNvGraphicFramePr>
+              <a:graphicFrameLocks xmlns:a="http://schemas.openxmlformats.org/drawingml/2006/main" noChangeAspect="1"/>
+            </wp:cNvGraphicFramePr>
+            <a:graphic xmlns:a="http://schemas.openxmlformats.org/drawingml/2006/main">
+              <a:graphicData uri="http://schemas.openxmlformats.org/drawingml/2006/picture">
+                <pic:pic xmlns:pic="http://schemas.openxmlformats.org/drawingml/2006/picture">
+                  <pic:nvPicPr>
+                    <pic:cNvPr id="0" name="" descr=""/>
+                    <pic:cNvPicPr>
+                      <a:picLocks noChangeAspect="1" noChangeArrowheads="1"/>
+                    </pic:cNvPicPr>
+                  </pic:nvPicPr>
+                  <pic:blipFill>
+                    <a:blip r:embed="rId12" cstate="none"/>
+                    <a:srcRect/>
+                    <a:stretch>
+                      <a:fillRect/>
+                    </a:stretch>
+                  </pic:blipFill>
+                  <pic:spPr bwMode="auto">
+                    <a:xfrm>
+                      <a:off x="0" y="0"/>
+                      <a:ext cx="1047750" cy="790575"/>
+                    </a:xfrm>
+                    <a:prstGeom prst="rect">
+                      <a:avLst/>
+                    </a:prstGeom>
+                  </pic:spPr>
+                </pic:pic>
+              </a:graphicData>
+            </a:graphic>
+          </wp:inline>
+        </w:drawing>
+      </w:r>
+    </w:p>
+    <w:p>
+      <w:pPr>
+        <w:keepNext/>
+        <w:spacing w:after="120"/>
+      </w:pPr>
+      <w:r>
+        <w:rPr>
+          <w:b/>
+          <w:bCs/>
+        </w:rPr>
+        <w:t xml:space="preserve">Perpendicular (Perpendicular)</w:t>
+      </w:r>
+      <w:r>
+        <w:t xml:space="preserve"> — Two lines that meet to make a square corner (90 degrees).</w:t>
       </w:r>
     </w:p>
     <w:p>
@@ -1175,7 +1301,7 @@
           <w:b/>
           <w:bCs/>
         </w:rPr>
-        <w:t xml:space="preserve">6. onLevel — Spot the Common Mistake</w:t>
+        <w:t xml:space="preserve">6. Spot the Common Mistake</w:t>
       </w:r>
     </w:p>
     <w:p>
@@ -1832,7 +1958,7 @@
           <w:b/>
           <w:bCs/>
         </w:rPr>
-        <w:t xml:space="preserve">6. onLevel — Spot the Common Mistake</w:t>
+        <w:t xml:space="preserve">6. Spot the Common Mistake</w:t>
       </w:r>
     </w:p>
     <w:p>
@@ -1849,6 +1975,14 @@
       </w:pPr>
       <w:r>
         <w:t xml:space="preserve">     Correct work: Reflecting over the x-axis changes the y-coordinate, not the x-coordinate. The rule is (x, y) -&gt; (x, -y). For (-3, -8), keep x as -3 and flip y: -8 becomes 8. The correct reflection is (-3, 8), not (3, -8). The negative signs do not change which coordinate flips — the axis does.</w:t>
+      </w:r>
+    </w:p>
+    <w:p>
+      <w:pPr>
+        <w:spacing w:after="80" w:before="0"/>
+      </w:pPr>
+      <w:r>
+        <w:t xml:space="preserve">     Watch for: The Attempt step flips the x-coordinate because both numbers are negative, but the signs of the coordinates never decide which one flips — the axis does. Over the x-axis the rule is (x, y) → (x, -y), so (-3, -8) reflects to (-3, 8), moving up across the horizontal axis.</w:t>
       </w:r>
     </w:p>
     <w:p>
